--- a/sprachmodelle/Steckbriefe/Word_Dokumente/C_token_prediction_II_huggingface.docx
+++ b/sprachmodelle/Steckbriefe/Word_Dokumente/C_token_prediction_II_huggingface.docx
@@ -43,6 +43,7 @@
         </w:rPr>
         <w:tab/>
       </w:r>
+      <w:proofErr w:type="spellStart"/>
       <w:r>
         <w:rPr>
           <w:rFonts w:ascii="Calibri" w:hAnsi="Calibri" w:cs="Calibri"/>
@@ -53,6 +54,7 @@
         </w:rPr>
         <w:t>Tokenvorhersage</w:t>
       </w:r>
+      <w:proofErr w:type="spellEnd"/>
       <w:r>
         <w:rPr>
           <w:rFonts w:ascii="Calibri" w:hAnsi="Calibri" w:cs="Calibri"/>
@@ -211,6 +213,7 @@
         <w:tab/>
       </w:r>
       <w:hyperlink r:id="rId8" w:history="1">
+        <w:proofErr w:type="spellStart"/>
         <w:r>
           <w:rPr>
             <w:rStyle w:val="Hyperlink"/>
@@ -218,8 +221,27 @@
             <w:sz w:val="32"/>
             <w:szCs w:val="32"/>
           </w:rPr>
-          <w:t>huggingface_text_generation.ipynb</w:t>
+          <w:t>huggingface_text_g</w:t>
         </w:r>
+        <w:r>
+          <w:rPr>
+            <w:rStyle w:val="Hyperlink"/>
+            <w:rFonts w:ascii="Calibri" w:hAnsi="Calibri" w:cs="Calibri"/>
+            <w:sz w:val="32"/>
+            <w:szCs w:val="32"/>
+          </w:rPr>
+          <w:t>e</w:t>
+        </w:r>
+        <w:r>
+          <w:rPr>
+            <w:rStyle w:val="Hyperlink"/>
+            <w:rFonts w:ascii="Calibri" w:hAnsi="Calibri" w:cs="Calibri"/>
+            <w:sz w:val="32"/>
+            <w:szCs w:val="32"/>
+          </w:rPr>
+          <w:t>neration.ipynb</w:t>
+        </w:r>
+        <w:proofErr w:type="spellEnd"/>
       </w:hyperlink>
     </w:p>
     <w:p>
@@ -445,7 +467,7 @@
         </w:rPr>
         <w:br/>
       </w:r>
-      <w:hyperlink r:id="rId9" w:history="1">
+      <w:hyperlink r:id="rId9" w:anchor="text-generation" w:history="1">
         <w:r>
           <w:rPr>
             <w:rStyle w:val="Hyperlink"/>
